--- a/PUBLISHED/biol-1/homework/module-03-organic-molecules-questions.docx
+++ b/PUBLISHED/biol-1/homework/module-03-organic-molecules-questions.docx
@@ -3,106 +3,169 @@
 <w:document xmlns:wpc="http://schemas.microsoft.com/office/word/2010/wordprocessingCanvas" xmlns:mo="http://schemas.microsoft.com/office/mac/office/2008/main" xmlns:mc="http://schemas.openxmlformats.org/markup-compatibility/2006" xmlns:mv="urn:schemas-microsoft-com:mac:vml" xmlns:o="urn:schemas-microsoft-com:office:office" xmlns:r="http://schemas.openxmlformats.org/officeDocument/2006/relationships" xmlns:m="http://schemas.openxmlformats.org/officeDocument/2006/math" xmlns:v="urn:schemas-microsoft-com:vml" xmlns:wp14="http://schemas.microsoft.com/office/word/2010/wordprocessingDrawing" xmlns:wp="http://schemas.openxmlformats.org/drawingml/2006/wordprocessingDrawing" xmlns:w10="urn:schemas-microsoft-com:office:word" xmlns:w="http://schemas.openxmlformats.org/wordprocessingml/2006/main" xmlns:w14="http://schemas.microsoft.com/office/word/2010/wordml" xmlns:wpg="http://schemas.microsoft.com/office/word/2010/wordprocessingGroup" xmlns:wpi="http://schemas.microsoft.com/office/word/2010/wordprocessingInk" xmlns:wne="http://schemas.microsoft.com/office/word/2006/wordml" xmlns:wps="http://schemas.microsoft.com/office/word/2010/wordprocessingShape" mc:Ignorable="w14 wp14">
   <w:body>
     <w:p>
+      <w:pPr>
+        <w:pStyle w:val="Heading1"/>
+      </w:pPr>
       <w:r>
         <w:t>Module 3: Organic Molecules — Study Questions</w:t>
       </w:r>
     </w:p>
     <w:p>
       <w:r>
+        <w:br/>
+      </w:r>
+      <w:r>
         <w:t>What makes a molecule "organic"?</w:t>
       </w:r>
     </w:p>
     <w:p>
+      <w:r>
+        <w:br/>
+      </w:r>
       <w:r>
         <w:t>Why is carbon called the "backbone" of life?</w:t>
       </w:r>
     </w:p>
     <w:p>
       <w:r>
+        <w:br/>
+      </w:r>
+      <w:r>
         <w:t>What is a functional group? Give three examples.</w:t>
       </w:r>
     </w:p>
     <w:p>
+      <w:r>
+        <w:br/>
+      </w:r>
       <w:r>
         <w:t>What is the difference between a monomer and a polymer?</w:t>
       </w:r>
     </w:p>
     <w:p>
       <w:r>
+        <w:br/>
+      </w:r>
+      <w:r>
         <w:t>What is dehydration synthesis? What does it produce?</w:t>
       </w:r>
     </w:p>
     <w:p>
+      <w:r>
+        <w:br/>
+      </w:r>
       <w:r>
         <w:t>What is hydrolysis? What does it break down?</w:t>
       </w:r>
     </w:p>
     <w:p>
       <w:r>
+        <w:br/>
+      </w:r>
+      <w:r>
         <w:t>What are carbohydrates made of? What is their main function?</w:t>
       </w:r>
     </w:p>
     <w:p>
+      <w:r>
+        <w:br/>
+      </w:r>
       <w:r>
         <w:t>What is the difference between monosaccharides, disaccharides, and polysaccharides?</w:t>
       </w:r>
     </w:p>
     <w:p>
       <w:r>
+        <w:br/>
+      </w:r>
+      <w:r>
         <w:t>Give examples of storage polysaccharides (starch, glycogen) and structural polysaccharides (cellulose, chitin).</w:t>
       </w:r>
     </w:p>
     <w:p>
+      <w:r>
+        <w:br/>
+      </w:r>
       <w:r>
         <w:t>What are the main functions of lipids?</w:t>
       </w:r>
     </w:p>
     <w:p>
       <w:r>
+        <w:br/>
+      </w:r>
+      <w:r>
         <w:t>What is the difference between saturated and unsaturated fatty acids?</w:t>
       </w:r>
     </w:p>
     <w:p>
+      <w:r>
+        <w:br/>
+      </w:r>
       <w:r>
         <w:t>Why are trans fats considered unhealthy?</w:t>
       </w:r>
     </w:p>
     <w:p>
       <w:r>
+        <w:br/>
+      </w:r>
+      <w:r>
         <w:t>What are amino acids? How many are there?</w:t>
       </w:r>
     </w:p>
     <w:p>
+      <w:r>
+        <w:br/>
+      </w:r>
       <w:r>
         <w:t>What type of bond links amino acids together?</w:t>
       </w:r>
     </w:p>
     <w:p>
       <w:r>
+        <w:br/>
+      </w:r>
+      <w:r>
         <w:t>Describe the four levels of protein structure (primary, secondary, tertiary, quaternary).</w:t>
       </w:r>
     </w:p>
     <w:p>
+      <w:r>
+        <w:br/>
+      </w:r>
       <w:r>
         <w:t>What is denaturation? What causes it?</w:t>
       </w:r>
     </w:p>
     <w:p>
       <w:r>
+        <w:br/>
+      </w:r>
+      <w:r>
         <w:t>What are nucleic acids? What are the two types?</w:t>
       </w:r>
     </w:p>
     <w:p>
+      <w:r>
+        <w:br/>
+      </w:r>
       <w:r>
         <w:t>What are the components of a nucleotide?</w:t>
       </w:r>
     </w:p>
     <w:p>
       <w:r>
+        <w:br/>
+      </w:r>
+      <w:r>
         <w:t>Why can humans digest starch but not cellulose?</w:t>
       </w:r>
     </w:p>
     <w:p>
+      <w:r>
+        <w:br/>
+      </w:r>
       <w:r>
         <w:t>Why is ATP called the "energy currency" of the cell?</w:t>
       </w:r>

--- a/PUBLISHED/biol-1/homework/module-03-organic-molecules-questions.docx
+++ b/PUBLISHED/biol-1/homework/module-03-organic-molecules-questions.docx
@@ -7,167 +7,147 @@
         <w:pStyle w:val="Heading1"/>
       </w:pPr>
       <w:r>
-        <w:t>Module 3: Organic Molecules — Study Questions</w:t>
+        <w:t>Module 3: Organic Molecules - Learning Questions</w:t>
       </w:r>
     </w:p>
     <w:p>
       <w:r>
+        <w:t xml:space="preserve">1. </w:t>
+      </w:r>
+      <w:r>
         <w:br/>
       </w:r>
       <w:r>
-        <w:t>What makes a molecule "organic"?</w:t>
+        <w:t>Why can carbon make many different biological molecules?</w:t>
+      </w:r>
+      <w:r>
+        <w:br/>
       </w:r>
     </w:p>
     <w:p>
       <w:r>
+        <w:t xml:space="preserve">2. </w:t>
+      </w:r>
+      <w:r>
         <w:br/>
       </w:r>
       <w:r>
-        <w:t>Why is carbon called the "backbone" of life?</w:t>
+        <w:t>How are dehydration synthesis and hydrolysis opposite processes?</w:t>
+      </w:r>
+      <w:r>
+        <w:br/>
       </w:r>
     </w:p>
     <w:p>
       <w:r>
+        <w:t xml:space="preserve">3. </w:t>
+      </w:r>
+      <w:r>
         <w:br/>
       </w:r>
       <w:r>
-        <w:t>What is a functional group? Give three examples.</w:t>
+        <w:t>What distinguishes a monomer from a polymer?</w:t>
+      </w:r>
+      <w:r>
+        <w:br/>
       </w:r>
     </w:p>
     <w:p>
       <w:r>
+        <w:t xml:space="preserve">4. </w:t>
+      </w:r>
+      <w:r>
         <w:br/>
       </w:r>
       <w:r>
-        <w:t>What is the difference between a monomer and a polymer?</w:t>
+        <w:t>How do carbohydrates and lipids differ in structure and function?</w:t>
+      </w:r>
+      <w:r>
+        <w:br/>
       </w:r>
     </w:p>
     <w:p>
       <w:r>
+        <w:t xml:space="preserve">5. </w:t>
+      </w:r>
+      <w:r>
         <w:br/>
       </w:r>
       <w:r>
-        <w:t>What is dehydration synthesis? What does it produce?</w:t>
+        <w:t>Why are phospholipids useful in membranes?</w:t>
+      </w:r>
+      <w:r>
+        <w:br/>
       </w:r>
     </w:p>
     <w:p>
       <w:r>
+        <w:t xml:space="preserve">6. </w:t>
+      </w:r>
+      <w:r>
         <w:br/>
       </w:r>
       <w:r>
-        <w:t>What is hydrolysis? What does it break down?</w:t>
+        <w:t>How does amino acid order influence protein shape?</w:t>
+      </w:r>
+      <w:r>
+        <w:br/>
       </w:r>
     </w:p>
     <w:p>
       <w:r>
+        <w:t xml:space="preserve">7. </w:t>
+      </w:r>
+      <w:r>
         <w:br/>
       </w:r>
       <w:r>
-        <w:t>What are carbohydrates made of? What is their main function?</w:t>
+        <w:t>What can denature a protein?</w:t>
+      </w:r>
+      <w:r>
+        <w:br/>
       </w:r>
     </w:p>
     <w:p>
       <w:r>
+        <w:t xml:space="preserve">8. </w:t>
+      </w:r>
+      <w:r>
         <w:br/>
       </w:r>
       <w:r>
-        <w:t>What is the difference between monosaccharides, disaccharides, and polysaccharides?</w:t>
+        <w:t>How do DNA and RNA store information?</w:t>
+      </w:r>
+      <w:r>
+        <w:br/>
       </w:r>
     </w:p>
     <w:p>
       <w:r>
+        <w:t xml:space="preserve">9. </w:t>
+      </w:r>
+      <w:r>
         <w:br/>
       </w:r>
       <w:r>
-        <w:t>Give examples of storage polysaccharides (starch, glycogen) and structural polysaccharides (cellulose, chitin).</w:t>
+        <w:t>How can a molecule be both structural and informational?</w:t>
+      </w:r>
+      <w:r>
+        <w:br/>
       </w:r>
     </w:p>
     <w:p>
       <w:r>
-        <w:br/>
+        <w:t xml:space="preserve">10. </w:t>
       </w:r>
-      <w:r>
-        <w:t>What are the main functions of lipids?</w:t>
-      </w:r>
-    </w:p>
-    <w:p>
       <w:r>
         <w:br/>
       </w:r>
       <w:r>
-        <w:t>What is the difference between saturated and unsaturated fatty acids?</w:t>
+        <w:t>Which evidence would show that a protein lost its function?</w:t>
       </w:r>
-    </w:p>
-    <w:p>
       <w:r>
         <w:br/>
-      </w:r>
-      <w:r>
-        <w:t>Why are trans fats considered unhealthy?</w:t>
-      </w:r>
-    </w:p>
-    <w:p>
-      <w:r>
-        <w:br/>
-      </w:r>
-      <w:r>
-        <w:t>What are amino acids? How many are there?</w:t>
-      </w:r>
-    </w:p>
-    <w:p>
-      <w:r>
-        <w:br/>
-      </w:r>
-      <w:r>
-        <w:t>What type of bond links amino acids together?</w:t>
-      </w:r>
-    </w:p>
-    <w:p>
-      <w:r>
-        <w:br/>
-      </w:r>
-      <w:r>
-        <w:t>Describe the four levels of protein structure (primary, secondary, tertiary, quaternary).</w:t>
-      </w:r>
-    </w:p>
-    <w:p>
-      <w:r>
-        <w:br/>
-      </w:r>
-      <w:r>
-        <w:t>What is denaturation? What causes it?</w:t>
-      </w:r>
-    </w:p>
-    <w:p>
-      <w:r>
-        <w:br/>
-      </w:r>
-      <w:r>
-        <w:t>What are nucleic acids? What are the two types?</w:t>
-      </w:r>
-    </w:p>
-    <w:p>
-      <w:r>
-        <w:br/>
-      </w:r>
-      <w:r>
-        <w:t>What are the components of a nucleotide?</w:t>
-      </w:r>
-    </w:p>
-    <w:p>
-      <w:r>
-        <w:br/>
-      </w:r>
-      <w:r>
-        <w:t>Why can humans digest starch but not cellulose?</w:t>
-      </w:r>
-    </w:p>
-    <w:p>
-      <w:r>
-        <w:br/>
-      </w:r>
-      <w:r>
-        <w:t>Why is ATP called the "energy currency" of the cell?</w:t>
       </w:r>
     </w:p>
     <w:sectPr>
